--- a/Зачет/зачет бд.docx
+++ b/Зачет/зачет бд.docx
@@ -60,13 +60,21 @@
           <w:b/>
           <w:bCs/>
         </w:rPr>
-        <w:t>Егорченкова Кристина РПО  11</w:t>
-      </w:r>
+        <w:t xml:space="preserve">Егорченкова Кристина </w:t>
+      </w:r>
+      <w:proofErr w:type="gramStart"/>
       <w:r>
         <w:rPr>
           <w:b/>
           <w:bCs/>
-          <w:lang w:val="en-US"/>
+        </w:rPr>
+        <w:t>РПО  11</w:t>
+      </w:r>
+      <w:proofErr w:type="gramEnd"/>
+      <w:r>
+        <w:rPr>
+          <w:b/>
+          <w:bCs/>
         </w:rPr>
         <w:t>/2</w:t>
       </w:r>
@@ -93,7 +101,15 @@
         </w:r>
       </w:hyperlink>
       <w:r>
-        <w:t xml:space="preserve"> гитхаб репозиторий</w:t>
+        <w:t xml:space="preserve"> </w:t>
+      </w:r>
+      <w:proofErr w:type="spellStart"/>
+      <w:r>
+        <w:t>гитхаб</w:t>
+      </w:r>
+      <w:proofErr w:type="spellEnd"/>
+      <w:r>
+        <w:t xml:space="preserve"> репозиторий</w:t>
       </w:r>
     </w:p>
     <w:p>
@@ -298,14 +314,24 @@
         <w:jc w:val="both"/>
       </w:pPr>
       <w:r>
-        <w:t xml:space="preserve">Создаем бд </w:t>
-      </w:r>
+        <w:t xml:space="preserve">Создаем </w:t>
+      </w:r>
+      <w:proofErr w:type="spellStart"/>
+      <w:r>
+        <w:t>бд</w:t>
+      </w:r>
+      <w:proofErr w:type="spellEnd"/>
+      <w:r>
+        <w:t xml:space="preserve"> </w:t>
+      </w:r>
+      <w:proofErr w:type="spellStart"/>
       <w:r>
         <w:rPr>
           <w:lang w:val="en-US"/>
         </w:rPr>
         <w:t>ShopDB</w:t>
       </w:r>
+      <w:proofErr w:type="spellEnd"/>
       <w:r>
         <w:t>_</w:t>
       </w:r>
@@ -336,12 +362,14 @@
       <w:r>
         <w:t xml:space="preserve"> </w:t>
       </w:r>
+      <w:proofErr w:type="spellStart"/>
       <w:r>
         <w:rPr>
           <w:lang w:val="en-US"/>
         </w:rPr>
         <w:t>rpt</w:t>
       </w:r>
+      <w:proofErr w:type="spellEnd"/>
       <w:r>
         <w:t xml:space="preserve"> </w:t>
       </w:r>
@@ -387,47 +415,6 @@
         <w:spacing w:after="0"/>
         <w:jc w:val="both"/>
       </w:pPr>
-      <w:r>
-        <w:rPr>
-          <w:noProof/>
-        </w:rPr>
-        <w:lastRenderedPageBreak/>
-        <w:drawing>
-          <wp:inline distT="0" distB="0" distL="0" distR="0" wp14:anchorId="2D069E07" wp14:editId="71E94AF5">
-            <wp:extent cx="5457825" cy="4429125"/>
-            <wp:effectExtent l="0" t="0" r="9525" b="9525"/>
-            <wp:docPr id="2076813481" name="Рисунок 1"/>
-            <wp:cNvGraphicFramePr>
-              <a:graphicFrameLocks xmlns:a="http://schemas.openxmlformats.org/drawingml/2006/main" noChangeAspect="1"/>
-            </wp:cNvGraphicFramePr>
-            <a:graphic xmlns:a="http://schemas.openxmlformats.org/drawingml/2006/main">
-              <a:graphicData uri="http://schemas.openxmlformats.org/drawingml/2006/picture">
-                <pic:pic xmlns:pic="http://schemas.openxmlformats.org/drawingml/2006/picture">
-                  <pic:nvPicPr>
-                    <pic:cNvPr id="2076813481" name=""/>
-                    <pic:cNvPicPr/>
-                  </pic:nvPicPr>
-                  <pic:blipFill>
-                    <a:blip r:embed="rId8"/>
-                    <a:stretch>
-                      <a:fillRect/>
-                    </a:stretch>
-                  </pic:blipFill>
-                  <pic:spPr>
-                    <a:xfrm>
-                      <a:off x="0" y="0"/>
-                      <a:ext cx="5457825" cy="4429125"/>
-                    </a:xfrm>
-                    <a:prstGeom prst="rect">
-                      <a:avLst/>
-                    </a:prstGeom>
-                  </pic:spPr>
-                </pic:pic>
-              </a:graphicData>
-            </a:graphic>
-          </wp:inline>
-        </w:drawing>
-      </w:r>
     </w:p>
     <w:p>
       <w:pPr>
@@ -464,7 +451,7 @@
                     <pic:cNvPicPr/>
                   </pic:nvPicPr>
                   <pic:blipFill>
-                    <a:blip r:embed="rId9"/>
+                    <a:blip r:embed="rId8"/>
                     <a:stretch>
                       <a:fillRect/>
                     </a:stretch>
@@ -510,7 +497,7 @@
                     <pic:cNvPicPr/>
                   </pic:nvPicPr>
                   <pic:blipFill>
-                    <a:blip r:embed="rId10"/>
+                    <a:blip r:embed="rId9"/>
                     <a:stretch>
                       <a:fillRect/>
                     </a:stretch>
@@ -570,7 +557,7 @@
                     <pic:cNvPicPr/>
                   </pic:nvPicPr>
                   <pic:blipFill>
-                    <a:blip r:embed="rId11"/>
+                    <a:blip r:embed="rId10"/>
                     <a:stretch>
                       <a:fillRect/>
                     </a:stretch>
@@ -620,7 +607,7 @@
                     <pic:cNvPicPr/>
                   </pic:nvPicPr>
                   <pic:blipFill>
-                    <a:blip r:embed="rId12"/>
+                    <a:blip r:embed="rId11"/>
                     <a:stretch>
                       <a:fillRect/>
                     </a:stretch>
@@ -678,7 +665,7 @@
                     <pic:cNvPicPr/>
                   </pic:nvPicPr>
                   <pic:blipFill>
-                    <a:blip r:embed="rId13"/>
+                    <a:blip r:embed="rId12"/>
                     <a:stretch>
                       <a:fillRect/>
                     </a:stretch>
@@ -732,7 +719,7 @@
                     <pic:cNvPicPr/>
                   </pic:nvPicPr>
                   <pic:blipFill>
-                    <a:blip r:embed="rId14"/>
+                    <a:blip r:embed="rId13"/>
                     <a:stretch>
                       <a:fillRect/>
                     </a:stretch>
@@ -785,7 +772,7 @@
                     <pic:cNvPicPr/>
                   </pic:nvPicPr>
                   <pic:blipFill>
-                    <a:blip r:embed="rId15"/>
+                    <a:blip r:embed="rId14"/>
                     <a:stretch>
                       <a:fillRect/>
                     </a:stretch>
@@ -865,7 +852,7 @@
                     <pic:cNvPicPr/>
                   </pic:nvPicPr>
                   <pic:blipFill>
-                    <a:blip r:embed="rId16"/>
+                    <a:blip r:embed="rId15"/>
                     <a:stretch>
                       <a:fillRect/>
                     </a:stretch>
@@ -930,7 +917,7 @@
                     <pic:cNvPicPr/>
                   </pic:nvPicPr>
                   <pic:blipFill>
-                    <a:blip r:embed="rId17"/>
+                    <a:blip r:embed="rId16"/>
                     <a:stretch>
                       <a:fillRect/>
                     </a:stretch>
@@ -983,7 +970,7 @@
                     <pic:cNvPicPr/>
                   </pic:nvPicPr>
                   <pic:blipFill>
-                    <a:blip r:embed="rId18"/>
+                    <a:blip r:embed="rId17"/>
                     <a:stretch>
                       <a:fillRect/>
                     </a:stretch>
@@ -1126,7 +1113,7 @@
                     <pic:cNvPicPr/>
                   </pic:nvPicPr>
                   <pic:blipFill>
-                    <a:blip r:embed="rId19"/>
+                    <a:blip r:embed="rId18"/>
                     <a:stretch>
                       <a:fillRect/>
                     </a:stretch>
@@ -1167,12 +1154,14 @@
       <w:r>
         <w:t xml:space="preserve">Представление в </w:t>
       </w:r>
+      <w:proofErr w:type="spellStart"/>
       <w:r>
         <w:rPr>
           <w:lang w:val="en-US"/>
         </w:rPr>
         <w:t>rpt</w:t>
       </w:r>
+      <w:proofErr w:type="spellEnd"/>
       <w:r>
         <w:t xml:space="preserve"> </w:t>
       </w:r>
@@ -1210,7 +1199,7 @@
                     <pic:cNvPicPr/>
                   </pic:nvPicPr>
                   <pic:blipFill>
-                    <a:blip r:embed="rId20"/>
+                    <a:blip r:embed="rId19"/>
                     <a:stretch>
                       <a:fillRect/>
                     </a:stretch>
@@ -1289,7 +1278,7 @@
                     <pic:cNvPicPr/>
                   </pic:nvPicPr>
                   <pic:blipFill>
-                    <a:blip r:embed="rId21"/>
+                    <a:blip r:embed="rId20"/>
                     <a:stretch>
                       <a:fillRect/>
                     </a:stretch>
@@ -1354,7 +1343,7 @@
                     <pic:cNvPicPr/>
                   </pic:nvPicPr>
                   <pic:blipFill>
-                    <a:blip r:embed="rId22"/>
+                    <a:blip r:embed="rId21"/>
                     <a:stretch>
                       <a:fillRect/>
                     </a:stretch>
@@ -1417,7 +1406,7 @@
                     <pic:cNvPicPr/>
                   </pic:nvPicPr>
                   <pic:blipFill>
-                    <a:blip r:embed="rId23"/>
+                    <a:blip r:embed="rId22"/>
                     <a:stretch>
                       <a:fillRect/>
                     </a:stretch>
@@ -1471,7 +1460,7 @@
                     <pic:cNvPicPr/>
                   </pic:nvPicPr>
                   <pic:blipFill>
-                    <a:blip r:embed="rId24"/>
+                    <a:blip r:embed="rId23"/>
                     <a:stretch>
                       <a:fillRect/>
                     </a:stretch>
@@ -1524,7 +1513,7 @@
                     <pic:cNvPicPr/>
                   </pic:nvPicPr>
                   <pic:blipFill>
-                    <a:blip r:embed="rId25"/>
+                    <a:blip r:embed="rId24"/>
                     <a:stretch>
                       <a:fillRect/>
                     </a:stretch>
@@ -1582,7 +1571,7 @@
                     <pic:cNvPicPr/>
                   </pic:nvPicPr>
                   <pic:blipFill>
-                    <a:blip r:embed="rId26"/>
+                    <a:blip r:embed="rId25"/>
                     <a:stretch>
                       <a:fillRect/>
                     </a:stretch>
@@ -1670,7 +1659,7 @@
                     <pic:cNvPicPr/>
                   </pic:nvPicPr>
                   <pic:blipFill>
-                    <a:blip r:embed="rId27"/>
+                    <a:blip r:embed="rId26"/>
                     <a:stretch>
                       <a:fillRect/>
                     </a:stretch>
@@ -1708,10 +1697,7 @@
         <w:t>2.</w:t>
       </w:r>
       <w:r>
-        <w:t xml:space="preserve"> </w:t>
-      </w:r>
-      <w:r>
-        <w:t>Строковая безопасность</w:t>
+        <w:t xml:space="preserve"> Строковая безопасность</w:t>
       </w:r>
     </w:p>
     <w:p>
@@ -1739,7 +1725,7 @@
                     <pic:cNvPicPr/>
                   </pic:nvPicPr>
                   <pic:blipFill>
-                    <a:blip r:embed="rId28"/>
+                    <a:blip r:embed="rId27"/>
                     <a:stretch>
                       <a:fillRect/>
                     </a:stretch>
@@ -1765,7 +1751,15 @@
         <w:spacing w:line="259" w:lineRule="auto"/>
       </w:pPr>
       <w:r>
-        <w:t>Каждый менеджер когда делает запрос должен видеть только клиентов, которые соответствуют его правам</w:t>
+        <w:t xml:space="preserve">Каждый </w:t>
+      </w:r>
+      <w:proofErr w:type="gramStart"/>
+      <w:r>
+        <w:t>менеджер</w:t>
+      </w:r>
+      <w:proofErr w:type="gramEnd"/>
+      <w:r>
+        <w:t xml:space="preserve"> когда делает запрос должен видеть только клиентов, которые соответствуют его правам</w:t>
       </w:r>
     </w:p>
     <w:p>
@@ -1801,7 +1795,7 @@
                     <pic:cNvPicPr/>
                   </pic:nvPicPr>
                   <pic:blipFill>
-                    <a:blip r:embed="rId29"/>
+                    <a:blip r:embed="rId28"/>
                     <a:stretch>
                       <a:fillRect/>
                     </a:stretch>
@@ -1867,7 +1861,7 @@
                     <pic:cNvPicPr/>
                   </pic:nvPicPr>
                   <pic:blipFill>
-                    <a:blip r:embed="rId30"/>
+                    <a:blip r:embed="rId29"/>
                     <a:stretch>
                       <a:fillRect/>
                     </a:stretch>
@@ -1923,7 +1917,7 @@
                     <pic:cNvPicPr/>
                   </pic:nvPicPr>
                   <pic:blipFill>
-                    <a:blip r:embed="rId31"/>
+                    <a:blip r:embed="rId30"/>
                     <a:stretch>
                       <a:fillRect/>
                     </a:stretch>
@@ -3398,6 +3392,7 @@
   <w:style w:type="character" w:default="1" w:styleId="a0">
     <w:name w:val="Default Paragraph Font"/>
     <w:uiPriority w:val="1"/>
+    <w:semiHidden/>
     <w:unhideWhenUsed/>
   </w:style>
   <w:style w:type="table" w:default="1" w:styleId="a1">
